--- a/Documents/РПЗ.docx
+++ b/Documents/РПЗ.docx
@@ -5952,7 +5952,6 @@
           <w:bCs/>
           <w:color w:val="FF0000"/>
           <w:szCs w:val="28"/>
-          <w:lang w:val="en-US"/>
         </w:rPr>
       </w:pPr>
     </w:p>
@@ -20641,21 +20640,72 @@
           <w:color w:val="FF0000"/>
           <w:szCs w:val="28"/>
         </w:rPr>
-        <w:t>&lt;</w:t>
+        <w:t>Данные о пространственном положении с гироскопа, акселерометра</w:t>
       </w:r>
       <w:r>
         <w:rPr>
           <w:color w:val="FF0000"/>
           <w:szCs w:val="28"/>
         </w:rPr>
-        <w:t>ОПИСАНИЕ Э1</w:t>
+        <w:t xml:space="preserve">, </w:t>
       </w:r>
       <w:r>
         <w:rPr>
           <w:color w:val="FF0000"/>
           <w:szCs w:val="28"/>
-        </w:rPr>
-        <w:t>&gt;</w:t>
+          <w:lang w:val="en-US"/>
+        </w:rPr>
+        <w:t>GPS</w:t>
+      </w:r>
+      <w:r>
+        <w:rPr>
+          <w:color w:val="FF0000"/>
+          <w:szCs w:val="28"/>
+        </w:rPr>
+        <w:t xml:space="preserve"> </w:t>
+      </w:r>
+      <w:r>
+        <w:rPr>
+          <w:color w:val="FF0000"/>
+          <w:szCs w:val="28"/>
+        </w:rPr>
+        <w:t>датчика</w:t>
+      </w:r>
+      <w:r>
+        <w:rPr>
+          <w:color w:val="FF0000"/>
+          <w:szCs w:val="28"/>
+        </w:rPr>
+        <w:t xml:space="preserve"> и компаса </w:t>
+      </w:r>
+      <w:r>
+        <w:rPr>
+          <w:color w:val="FF0000"/>
+          <w:szCs w:val="28"/>
+        </w:rPr>
+        <w:t xml:space="preserve">приходят на микроконтроллер. Микроконтроллер в свою очередь обрабатывает эти данные для получения абсолютного пространственного положения дрона. Контролер в свою очередь записывает и считывает данные с </w:t>
+      </w:r>
+      <w:r>
+        <w:rPr>
+          <w:color w:val="FF0000"/>
+          <w:szCs w:val="28"/>
+          <w:lang w:val="en-US"/>
+        </w:rPr>
+        <w:t>SD</w:t>
+      </w:r>
+      <w:r>
+        <w:rPr>
+          <w:color w:val="FF0000"/>
+          <w:szCs w:val="28"/>
+        </w:rPr>
+        <w:t xml:space="preserve"> </w:t>
+      </w:r>
+      <w:r>
+        <w:rPr>
+          <w:color w:val="FF0000"/>
+          <w:szCs w:val="28"/>
+        </w:rPr>
+        <w:t>карты о маршруте. Также микроконтроллер управляет драйверами двигателей.</w:t>
       </w:r>
     </w:p>
     <w:p>
@@ -20707,6 +20757,7 @@
     <w:p/>
     <w:p>
       <w:r>
+        <w:lastRenderedPageBreak/>
         <w:t xml:space="preserve">На основе схемы </w:t>
       </w:r>
       <w:r>
@@ -20892,6 +20943,191 @@
           <w:color w:val="FF0000"/>
         </w:rPr>
         <w:t>&gt;</w:t>
+      </w:r>
+    </w:p>
+    <w:p>
+      <w:pPr>
+        <w:rPr>
+          <w:color w:val="FF0000"/>
+        </w:rPr>
+      </w:pPr>
+      <w:r>
+        <w:rPr>
+          <w:color w:val="FF0000"/>
+        </w:rPr>
+        <w:t xml:space="preserve">В качестве основного микроконтроллера был выбран микроконтроллер </w:t>
+      </w:r>
+      <w:r>
+        <w:rPr>
+          <w:color w:val="FF0000"/>
+          <w:lang w:val="en-US"/>
+        </w:rPr>
+        <w:t>At</w:t>
+      </w:r>
+      <w:r>
+        <w:rPr>
+          <w:color w:val="FF0000"/>
+        </w:rPr>
+        <w:t xml:space="preserve"> </w:t>
+      </w:r>
+      <w:r>
+        <w:rPr>
+          <w:color w:val="FF0000"/>
+          <w:lang w:val="en-US"/>
+        </w:rPr>
+        <w:t>mega</w:t>
+      </w:r>
+      <w:r>
+        <w:rPr>
+          <w:color w:val="FF0000"/>
+        </w:rPr>
+        <w:t xml:space="preserve"> 2560. </w:t>
+      </w:r>
+      <w:r>
+        <w:rPr>
+          <w:color w:val="FF0000"/>
+        </w:rPr>
+        <w:t>В качестве модуля связи был выбран модуль</w:t>
+      </w:r>
+      <w:r>
+        <w:rPr>
+          <w:color w:val="FF0000"/>
+        </w:rPr>
+        <w:t xml:space="preserve"> </w:t>
+      </w:r>
+      <w:r>
+        <w:rPr>
+          <w:color w:val="FF0000"/>
+          <w:lang w:val="en-US"/>
+        </w:rPr>
+        <w:t>NRF</w:t>
+      </w:r>
+      <w:r>
+        <w:rPr>
+          <w:color w:val="FF0000"/>
+        </w:rPr>
+        <w:t>24</w:t>
+      </w:r>
+      <w:r>
+        <w:rPr>
+          <w:color w:val="FF0000"/>
+          <w:lang w:val="en-US"/>
+        </w:rPr>
+        <w:t>L</w:t>
+      </w:r>
+      <w:r>
+        <w:rPr>
+          <w:color w:val="FF0000"/>
+        </w:rPr>
+        <w:t>01</w:t>
+      </w:r>
+      <w:r>
+        <w:rPr>
+          <w:color w:val="FF0000"/>
+        </w:rPr>
+        <w:t xml:space="preserve">. </w:t>
+      </w:r>
+      <w:r>
+        <w:rPr>
+          <w:color w:val="FF0000"/>
+        </w:rPr>
+        <w:t xml:space="preserve">В качестве гироскопа и акселерометра был выбран </w:t>
+      </w:r>
+      <w:r>
+        <w:rPr>
+          <w:color w:val="FF0000"/>
+          <w:lang w:val="en-US"/>
+        </w:rPr>
+        <w:t>MPU</w:t>
+      </w:r>
+      <w:r>
+        <w:rPr>
+          <w:color w:val="FF0000"/>
+        </w:rPr>
+        <w:t xml:space="preserve">-6050. </w:t>
+      </w:r>
+      <w:r>
+        <w:rPr>
+          <w:color w:val="FF0000"/>
+        </w:rPr>
+        <w:t xml:space="preserve">В качестве </w:t>
+      </w:r>
+      <w:r>
+        <w:rPr>
+          <w:color w:val="FF0000"/>
+          <w:lang w:val="en-US"/>
+        </w:rPr>
+        <w:t>GPS</w:t>
+      </w:r>
+      <w:r>
+        <w:rPr>
+          <w:color w:val="FF0000"/>
+        </w:rPr>
+        <w:t xml:space="preserve"> </w:t>
+      </w:r>
+      <w:r>
+        <w:rPr>
+          <w:color w:val="FF0000"/>
+        </w:rPr>
+        <w:t xml:space="preserve">модуля был выбран </w:t>
+      </w:r>
+      <w:r>
+        <w:rPr>
+          <w:color w:val="FF0000"/>
+          <w:lang w:val="en-US"/>
+        </w:rPr>
+        <w:t>GY</w:t>
+      </w:r>
+      <w:r>
+        <w:rPr>
+          <w:color w:val="FF0000"/>
+        </w:rPr>
+        <w:t>-</w:t>
+      </w:r>
+      <w:r>
+        <w:rPr>
+          <w:color w:val="FF0000"/>
+          <w:lang w:val="en-US"/>
+        </w:rPr>
+        <w:t>NE</w:t>
+      </w:r>
+      <w:r>
+        <w:rPr>
+          <w:color w:val="FF0000"/>
+        </w:rPr>
+        <w:t>06</w:t>
+      </w:r>
+      <w:r>
+        <w:rPr>
+          <w:color w:val="FF0000"/>
+          <w:lang w:val="en-US"/>
+        </w:rPr>
+        <w:t>MV</w:t>
+      </w:r>
+      <w:r>
+        <w:rPr>
+          <w:color w:val="FF0000"/>
+        </w:rPr>
+        <w:t xml:space="preserve">2. </w:t>
+      </w:r>
+      <w:r>
+        <w:rPr>
+          <w:color w:val="FF0000"/>
+        </w:rPr>
+        <w:t>В качестве компаса был выбран</w:t>
+      </w:r>
+      <w:r>
+        <w:rPr>
+          <w:color w:val="FF0000"/>
+        </w:rPr>
+        <w:t xml:space="preserve"> </w:t>
+      </w:r>
+      <w:r>
+        <w:rPr>
+          <w:color w:val="FF0000"/>
+          <w:lang w:val="en-US"/>
+        </w:rPr>
+        <w:t xml:space="preserve">HMC5883L. </w:t>
       </w:r>
     </w:p>
     <w:p>
@@ -24128,6 +24364,7 @@
         </w:rPr>
       </w:pPr>
       <w:r>
+        <w:lastRenderedPageBreak/>
         <w:br w:type="page"/>
       </w:r>
     </w:p>
@@ -31208,10 +31445,10 @@
           <w:lang w:val="en-US"/>
         </w:rPr>
         <w:object w:dxaOrig="5539" w:dyaOrig="420" w14:anchorId="2CB7A67D">
-          <v:shape id="_x0000_i1025" type="#_x0000_t75" style="width:276.75pt;height:21pt" o:ole="">
+          <v:shape id="_x0000_i1025" type="#_x0000_t75" style="width:276.8pt;height:20.55pt" o:ole="">
             <v:imagedata r:id="rId17" o:title=""/>
           </v:shape>
-          <o:OLEObject Type="Embed" ProgID="Equation.3" ShapeID="_x0000_i1025" DrawAspect="Content" ObjectID="_1804331382" r:id="rId18"/>
+          <o:OLEObject Type="Embed" ProgID="Equation.3" ShapeID="_x0000_i1025" DrawAspect="Content" ObjectID="_1804927865" r:id="rId18"/>
         </w:object>
       </w:r>
       <w:r>
@@ -31418,14 +31655,7 @@
                       <w:rFonts w:ascii="Cambria Math" w:hAnsi="Cambria Math"/>
                       <w:szCs w:val="28"/>
                     </w:rPr>
-                    <m:t>комп</m:t>
-                  </m:r>
-                  <m:r>
-                    <w:rPr>
-                      <w:rFonts w:ascii="Cambria Math" w:hAnsi="Cambria Math"/>
-                      <w:szCs w:val="28"/>
-                    </w:rPr>
-                    <m:t>i</m:t>
+                    <m:t>компi</m:t>
                   </m:r>
                 </m:sub>
               </m:sSub>
@@ -32154,14 +32384,7 @@
                 <w:rFonts w:ascii="Cambria Math" w:hAnsi="Cambria Math"/>
                 <w:szCs w:val="28"/>
               </w:rPr>
-              <m:t>i</m:t>
-            </m:r>
-            <m:r>
-              <w:rPr>
-                <w:rFonts w:ascii="Cambria Math" w:hAnsi="Cambria Math"/>
-                <w:szCs w:val="28"/>
-              </w:rPr>
-              <m:t>=</m:t>
+              <m:t>i=</m:t>
             </m:r>
             <m:r>
               <m:rPr>
@@ -32226,21 +32449,7 @@
             <w:rFonts w:ascii="Cambria Math" w:hAnsi="Cambria Math"/>
             <w:szCs w:val="28"/>
           </w:rPr>
-          <m:t xml:space="preserve"> </m:t>
-        </m:r>
-        <m:r>
-          <w:rPr>
-            <w:rFonts w:ascii="Cambria Math" w:hAnsi="Cambria Math"/>
-            <w:szCs w:val="28"/>
-          </w:rPr>
-          <m:t>n</m:t>
-        </m:r>
-        <m:r>
-          <w:rPr>
-            <w:rFonts w:ascii="Cambria Math" w:hAnsi="Cambria Math"/>
-            <w:szCs w:val="28"/>
-          </w:rPr>
-          <m:t xml:space="preserve">. </m:t>
+          <m:t xml:space="preserve"> n. </m:t>
         </m:r>
       </m:oMath>
       <w:r>
@@ -36323,10 +36532,10 @@
                 <w:szCs w:val="28"/>
               </w:rPr>
               <w:object w:dxaOrig="672" w:dyaOrig="408" w14:anchorId="344106DB">
-                <v:shape id="_x0000_i1026" type="#_x0000_t75" style="width:32.25pt;height:18.75pt" o:ole="">
+                <v:shape id="_x0000_i1026" type="#_x0000_t75" style="width:31.8pt;height:18.7pt" o:ole="">
                   <v:imagedata r:id="rId19" o:title=""/>
                 </v:shape>
-                <o:OLEObject Type="Embed" ProgID="Equation.DSMT4" ShapeID="_x0000_i1026" DrawAspect="Content" ObjectID="_1804331383" r:id="rId20"/>
+                <o:OLEObject Type="Embed" ProgID="Equation.DSMT4" ShapeID="_x0000_i1026" DrawAspect="Content" ObjectID="_1804927866" r:id="rId20"/>
               </w:object>
             </w:r>
           </w:p>
@@ -36568,10 +36777,10 @@
                 <w:szCs w:val="28"/>
               </w:rPr>
               <w:object w:dxaOrig="672" w:dyaOrig="468" w14:anchorId="6F65129E">
-                <v:shape id="_x0000_i1027" type="#_x0000_t75" style="width:32.25pt;height:23.25pt" o:ole="">
+                <v:shape id="_x0000_i1027" type="#_x0000_t75" style="width:31.8pt;height:23.4pt" o:ole="">
                   <v:imagedata r:id="rId21" o:title=""/>
                 </v:shape>
-                <o:OLEObject Type="Embed" ProgID="Equation.DSMT4" ShapeID="_x0000_i1027" DrawAspect="Content" ObjectID="_1804331384" r:id="rId22"/>
+                <o:OLEObject Type="Embed" ProgID="Equation.DSMT4" ShapeID="_x0000_i1027" DrawAspect="Content" ObjectID="_1804927867" r:id="rId22"/>
               </w:object>
             </w:r>
           </w:p>
@@ -36687,10 +36896,10 @@
                 <w:szCs w:val="28"/>
               </w:rPr>
               <w:object w:dxaOrig="528" w:dyaOrig="468" w14:anchorId="39F7C55E">
-                <v:shape id="_x0000_i1028" type="#_x0000_t75" style="width:24.75pt;height:23.25pt" o:ole="">
+                <v:shape id="_x0000_i1028" type="#_x0000_t75" style="width:24.3pt;height:23.4pt" o:ole="">
                   <v:imagedata r:id="rId23" o:title=""/>
                 </v:shape>
-                <o:OLEObject Type="Embed" ProgID="Equation.DSMT4" ShapeID="_x0000_i1028" DrawAspect="Content" ObjectID="_1804331385" r:id="rId24"/>
+                <o:OLEObject Type="Embed" ProgID="Equation.DSMT4" ShapeID="_x0000_i1028" DrawAspect="Content" ObjectID="_1804927868" r:id="rId24"/>
               </w:object>
             </w:r>
           </w:p>
@@ -36806,10 +37015,10 @@
                 <w:szCs w:val="28"/>
               </w:rPr>
               <w:object w:dxaOrig="672" w:dyaOrig="468" w14:anchorId="10DFD039">
-                <v:shape id="_x0000_i1029" type="#_x0000_t75" style="width:32.25pt;height:23.25pt" o:ole="">
+                <v:shape id="_x0000_i1029" type="#_x0000_t75" style="width:31.8pt;height:23.4pt" o:ole="">
                   <v:imagedata r:id="rId25" o:title=""/>
                 </v:shape>
-                <o:OLEObject Type="Embed" ProgID="Equation.DSMT4" ShapeID="_x0000_i1029" DrawAspect="Content" ObjectID="_1804331386" r:id="rId26"/>
+                <o:OLEObject Type="Embed" ProgID="Equation.DSMT4" ShapeID="_x0000_i1029" DrawAspect="Content" ObjectID="_1804927869" r:id="rId26"/>
               </w:object>
             </w:r>
           </w:p>
@@ -36925,10 +37134,10 @@
                 <w:szCs w:val="28"/>
               </w:rPr>
               <w:object w:dxaOrig="768" w:dyaOrig="432" w14:anchorId="73E5E7B8">
-                <v:shape id="_x0000_i1030" type="#_x0000_t75" style="width:39.75pt;height:18.75pt" o:ole="">
+                <v:shape id="_x0000_i1030" type="#_x0000_t75" style="width:40.2pt;height:18.7pt" o:ole="">
                   <v:imagedata r:id="rId27" o:title=""/>
                 </v:shape>
-                <o:OLEObject Type="Embed" ProgID="Equation.DSMT4" ShapeID="_x0000_i1030" DrawAspect="Content" ObjectID="_1804331387" r:id="rId28"/>
+                <o:OLEObject Type="Embed" ProgID="Equation.DSMT4" ShapeID="_x0000_i1030" DrawAspect="Content" ObjectID="_1804927870" r:id="rId28"/>
               </w:object>
             </w:r>
           </w:p>
@@ -37045,10 +37254,10 @@
                 <w:szCs w:val="28"/>
               </w:rPr>
               <w:object w:dxaOrig="672" w:dyaOrig="492" w14:anchorId="199B35CE">
-                <v:shape id="_x0000_i1031" type="#_x0000_t75" style="width:32.25pt;height:23.25pt" o:ole="">
+                <v:shape id="_x0000_i1031" type="#_x0000_t75" style="width:31.8pt;height:23.4pt" o:ole="">
                   <v:imagedata r:id="rId29" o:title=""/>
                 </v:shape>
-                <o:OLEObject Type="Embed" ProgID="Equation.DSMT4" ShapeID="_x0000_i1031" DrawAspect="Content" ObjectID="_1804331388" r:id="rId30"/>
+                <o:OLEObject Type="Embed" ProgID="Equation.DSMT4" ShapeID="_x0000_i1031" DrawAspect="Content" ObjectID="_1804927871" r:id="rId30"/>
               </w:object>
             </w:r>
           </w:p>
@@ -37165,10 +37374,10 @@
                 <w:szCs w:val="28"/>
               </w:rPr>
               <w:object w:dxaOrig="672" w:dyaOrig="492" w14:anchorId="726BF267">
-                <v:shape id="_x0000_i1032" type="#_x0000_t75" style="width:48.75pt;height:23.25pt" o:ole="">
+                <v:shape id="_x0000_i1032" type="#_x0000_t75" style="width:48.6pt;height:23.4pt" o:ole="">
                   <v:imagedata r:id="rId29" o:title=""/>
                 </v:shape>
-                <o:OLEObject Type="Embed" ProgID="Equation.DSMT4" ShapeID="_x0000_i1032" DrawAspect="Content" ObjectID="_1804331389" r:id="rId31"/>
+                <o:OLEObject Type="Embed" ProgID="Equation.DSMT4" ShapeID="_x0000_i1032" DrawAspect="Content" ObjectID="_1804927872" r:id="rId31"/>
               </w:object>
             </w:r>
           </w:p>
@@ -37285,10 +37494,10 @@
                 <w:szCs w:val="28"/>
               </w:rPr>
               <w:object w:dxaOrig="768" w:dyaOrig="432" w14:anchorId="323F6011">
-                <v:shape id="_x0000_i1033" type="#_x0000_t75" style="width:47.25pt;height:23.25pt" o:ole="">
+                <v:shape id="_x0000_i1033" type="#_x0000_t75" style="width:47.7pt;height:23.4pt" o:ole="">
                   <v:imagedata r:id="rId27" o:title=""/>
                 </v:shape>
-                <o:OLEObject Type="Embed" ProgID="Equation.DSMT4" ShapeID="_x0000_i1033" DrawAspect="Content" ObjectID="_1804331390" r:id="rId32"/>
+                <o:OLEObject Type="Embed" ProgID="Equation.DSMT4" ShapeID="_x0000_i1033" DrawAspect="Content" ObjectID="_1804927873" r:id="rId32"/>
               </w:object>
             </w:r>
           </w:p>
@@ -37690,10 +37899,10 @@
                 <w:lang w:val="en-CA"/>
               </w:rPr>
               <w:object w:dxaOrig="1452" w:dyaOrig="660" w14:anchorId="32349E19">
-                <v:shape id="_x0000_i1034" type="#_x0000_t75" style="width:60.75pt;height:27.75pt" o:ole="">
+                <v:shape id="_x0000_i1034" type="#_x0000_t75" style="width:60.8pt;height:28.05pt" o:ole="">
                   <v:imagedata r:id="rId33" o:title=""/>
                 </v:shape>
-                <o:OLEObject Type="Embed" ProgID="Equation.3" ShapeID="_x0000_i1034" DrawAspect="Content" ObjectID="_1804331391" r:id="rId34"/>
+                <o:OLEObject Type="Embed" ProgID="Equation.3" ShapeID="_x0000_i1034" DrawAspect="Content" ObjectID="_1804927874" r:id="rId34"/>
               </w:object>
             </w:r>
           </w:p>
@@ -37793,10 +38002,10 @@
                 <w:lang w:val="en-CA"/>
               </w:rPr>
               <w:object w:dxaOrig="1272" w:dyaOrig="660" w14:anchorId="24F10880">
-                <v:shape id="_x0000_i1035" type="#_x0000_t75" style="width:59.25pt;height:32.25pt" o:ole="">
+                <v:shape id="_x0000_i1035" type="#_x0000_t75" style="width:58.9pt;height:31.8pt" o:ole="">
                   <v:imagedata r:id="rId35" o:title=""/>
                 </v:shape>
-                <o:OLEObject Type="Embed" ProgID="Equation.3" ShapeID="_x0000_i1035" DrawAspect="Content" ObjectID="_1804331392" r:id="rId36"/>
+                <o:OLEObject Type="Embed" ProgID="Equation.3" ShapeID="_x0000_i1035" DrawAspect="Content" ObjectID="_1804927875" r:id="rId36"/>
               </w:object>
             </w:r>
           </w:p>
@@ -37897,10 +38106,10 @@
                 <w:lang w:val="en-CA"/>
               </w:rPr>
               <w:object w:dxaOrig="1452" w:dyaOrig="792" w14:anchorId="16535F93">
-                <v:shape id="_x0000_i1036" type="#_x0000_t75" style="width:60.75pt;height:32.25pt" o:ole="">
+                <v:shape id="_x0000_i1036" type="#_x0000_t75" style="width:60.8pt;height:31.8pt" o:ole="">
                   <v:imagedata r:id="rId37" o:title=""/>
                 </v:shape>
-                <o:OLEObject Type="Embed" ProgID="Equation.3" ShapeID="_x0000_i1036" DrawAspect="Content" ObjectID="_1804331393" r:id="rId38"/>
+                <o:OLEObject Type="Embed" ProgID="Equation.3" ShapeID="_x0000_i1036" DrawAspect="Content" ObjectID="_1804927876" r:id="rId38"/>
               </w:object>
             </w:r>
           </w:p>
@@ -38000,10 +38209,10 @@
                 <w:lang w:val="en-CA"/>
               </w:rPr>
               <w:object w:dxaOrig="1344" w:dyaOrig="660" w14:anchorId="6EC406AB">
-                <v:shape id="_x0000_i1037" type="#_x0000_t75" style="width:59.25pt;height:27.75pt" o:ole="">
+                <v:shape id="_x0000_i1037" type="#_x0000_t75" style="width:58.9pt;height:28.05pt" o:ole="">
                   <v:imagedata r:id="rId39" o:title=""/>
                 </v:shape>
-                <o:OLEObject Type="Embed" ProgID="Equation.3" ShapeID="_x0000_i1037" DrawAspect="Content" ObjectID="_1804331394" r:id="rId40"/>
+                <o:OLEObject Type="Embed" ProgID="Equation.3" ShapeID="_x0000_i1037" DrawAspect="Content" ObjectID="_1804927877" r:id="rId40"/>
               </w:object>
             </w:r>
           </w:p>
@@ -38104,10 +38313,10 @@
                 <w:lang w:val="en-CA"/>
               </w:rPr>
               <w:object w:dxaOrig="1452" w:dyaOrig="792" w14:anchorId="0507128B">
-                <v:shape id="_x0000_i1038" type="#_x0000_t75" style="width:60.75pt;height:32.25pt" o:ole="">
+                <v:shape id="_x0000_i1038" type="#_x0000_t75" style="width:60.8pt;height:31.8pt" o:ole="">
                   <v:imagedata r:id="rId41" o:title=""/>
                 </v:shape>
-                <o:OLEObject Type="Embed" ProgID="Equation.3" ShapeID="_x0000_i1038" DrawAspect="Content" ObjectID="_1804331395" r:id="rId42"/>
+                <o:OLEObject Type="Embed" ProgID="Equation.3" ShapeID="_x0000_i1038" DrawAspect="Content" ObjectID="_1804927878" r:id="rId42"/>
               </w:object>
             </w:r>
           </w:p>
@@ -38207,10 +38416,10 @@
                 <w:lang w:val="en-CA"/>
               </w:rPr>
               <w:object w:dxaOrig="1452" w:dyaOrig="936" w14:anchorId="56006B33">
-                <v:shape id="_x0000_i1039" type="#_x0000_t75" style="width:84.75pt;height:39.75pt" o:ole="">
+                <v:shape id="_x0000_i1039" type="#_x0000_t75" style="width:85.1pt;height:39.25pt" o:ole="">
                   <v:imagedata r:id="rId43" o:title=""/>
                 </v:shape>
-                <o:OLEObject Type="Embed" ProgID="Equation.3" ShapeID="_x0000_i1039" DrawAspect="Content" ObjectID="_1804331396" r:id="rId44"/>
+                <o:OLEObject Type="Embed" ProgID="Equation.3" ShapeID="_x0000_i1039" DrawAspect="Content" ObjectID="_1804927879" r:id="rId44"/>
               </w:object>
             </w:r>
           </w:p>
@@ -38313,10 +38522,10 @@
                 <w:lang w:val="en-CA"/>
               </w:rPr>
               <w:object w:dxaOrig="1248" w:dyaOrig="648" w14:anchorId="2043B9CE">
-                <v:shape id="_x0000_i1040" type="#_x0000_t75" style="width:53.25pt;height:24.75pt" o:ole="">
+                <v:shape id="_x0000_i1040" type="#_x0000_t75" style="width:53.3pt;height:24.3pt" o:ole="">
                   <v:imagedata r:id="rId45" o:title=""/>
                 </v:shape>
-                <o:OLEObject Type="Embed" ProgID="Equation.3" ShapeID="_x0000_i1040" DrawAspect="Content" ObjectID="_1804331397" r:id="rId46"/>
+                <o:OLEObject Type="Embed" ProgID="Equation.3" ShapeID="_x0000_i1040" DrawAspect="Content" ObjectID="_1804927880" r:id="rId46"/>
               </w:object>
             </w:r>
           </w:p>
@@ -38546,9 +38755,6 @@
       </w:r>
       <w:r>
         <w:tab/>
-      </w:r>
-      <w:proofErr w:type="gramStart"/>
-      <w:r>
         <w:t xml:space="preserve"> </w:t>
       </w:r>
       <w:r>
@@ -38557,7 +38763,6 @@
       <w:r>
         <w:t xml:space="preserve"> (</w:t>
       </w:r>
-      <w:proofErr w:type="gramEnd"/>
       <w:r>
         <w:t>3</w:t>
       </w:r>
@@ -43474,7 +43679,7 @@
     <mc:AlternateContent>
       <mc:Choice Requires="v">
         <w:pict>
-          <v:shapetype w14:anchorId="1F92B999" id="_x0000_t75" coordsize="21600,21600" o:spt="75" o:preferrelative="t" path="m@4@5l@4@11@9@11@9@5xe" filled="f" stroked="f">
+          <v:shapetype w14:anchorId="09F337C0" id="_x0000_t75" coordsize="21600,21600" o:spt="75" o:preferrelative="t" path="m@4@5l@4@11@9@11@9@5xe" filled="f" stroked="f">
             <v:stroke joinstyle="miter"/>
             <v:formulas>
               <v:f eqn="if lineDrawn pixelLineWidth 0"/>
@@ -43500,7 +43705,7 @@
       </mc:Choice>
       <mc:Fallback>
         <w:drawing>
-          <wp:inline distT="0" distB="0" distL="0" distR="0" wp14:anchorId="7A751FE2" wp14:editId="7A5509D9">
+          <wp:inline distT="0" distB="0" distL="0" distR="0" wp14:anchorId="28EC50C9" wp14:editId="0CE3E87E">
             <wp:extent cx="342900" cy="238125"/>
             <wp:effectExtent l="0" t="0" r="0" b="0"/>
             <wp:docPr id="897061748" name="Picture 897061748"/>
@@ -49798,6 +50003,7 @@
     <w:rsid w:val="000E7C83"/>
     <w:rsid w:val="00134362"/>
     <w:rsid w:val="00176307"/>
+    <w:rsid w:val="00201B2B"/>
     <w:rsid w:val="002E09B3"/>
     <w:rsid w:val="002F7E9E"/>
     <w:rsid w:val="00303428"/>
@@ -49823,6 +50029,7 @@
     <w:rsid w:val="00A00B71"/>
     <w:rsid w:val="00AD7868"/>
     <w:rsid w:val="00B918A0"/>
+    <w:rsid w:val="00C0447F"/>
     <w:rsid w:val="00CA2753"/>
     <w:rsid w:val="00CE12D1"/>
     <w:rsid w:val="00CF4EB3"/>

--- a/Documents/РПЗ.docx
+++ b/Documents/РПЗ.docx
@@ -513,11 +513,9 @@
                 <w:tab w:val="left" w:pos="9780"/>
               </w:tabs>
             </w:pPr>
-            <w:proofErr w:type="spellStart"/>
             <w:r>
               <w:t>Нормоконтролер</w:t>
             </w:r>
-            <w:proofErr w:type="spellEnd"/>
             <w:r>
               <w:tab/>
             </w:r>
@@ -6197,14 +6195,14 @@
         <w:rPr>
           <w:szCs w:val="28"/>
         </w:rPr>
-        <w:t xml:space="preserve"> Устройство должно самостоятельно отслеживать и отрабатывать различные отказы. В случае критической неисправности дрон должен производить немедленное всплытие и двигаться в точку старта, дан</w:t>
+        <w:t xml:space="preserve"> Устройство должно самостоятельно отслеживать и отрабатывать различные отказы. В случае критической неисправности дрон должен производить немедленное всплытие и двигаться в точку старта, данная модель поведения </w:t>
       </w:r>
       <w:r>
         <w:rPr>
           <w:szCs w:val="28"/>
         </w:rPr>
         <w:lastRenderedPageBreak/>
-        <w:t>ная модель поведения повышает шансы на обнаружение с последующим спасением дрона.</w:t>
+        <w:t>повышает шансы на обнаружение с последующим спасением дрона.</w:t>
       </w:r>
     </w:p>
     <w:p>
@@ -6936,11 +6934,11 @@
         <w:tblLook w:val="04A0" w:firstRow="1" w:lastRow="0" w:firstColumn="1" w:lastColumn="0" w:noHBand="0" w:noVBand="1"/>
       </w:tblPr>
       <w:tblGrid>
-        <w:gridCol w:w="1815"/>
-        <w:gridCol w:w="1969"/>
-        <w:gridCol w:w="1956"/>
-        <w:gridCol w:w="1993"/>
-        <w:gridCol w:w="1895"/>
+        <w:gridCol w:w="1869"/>
+        <w:gridCol w:w="1866"/>
+        <w:gridCol w:w="1854"/>
+        <w:gridCol w:w="1889"/>
+        <w:gridCol w:w="2150"/>
       </w:tblGrid>
       <w:tr>
         <w:tc>
@@ -6998,30 +6996,8 @@
               <w:rPr>
                 <w:szCs w:val="28"/>
               </w:rPr>
-              <w:t xml:space="preserve">BW-Space </w:t>
-            </w:r>
-            <w:proofErr w:type="spellStart"/>
-            <w:r>
-              <w:rPr>
-                <w:szCs w:val="28"/>
-              </w:rPr>
-              <w:t>underwater</w:t>
-            </w:r>
-            <w:proofErr w:type="spellEnd"/>
-            <w:r>
-              <w:rPr>
-                <w:szCs w:val="28"/>
-              </w:rPr>
-              <w:t xml:space="preserve"> </w:t>
-            </w:r>
-            <w:proofErr w:type="spellStart"/>
-            <w:r>
-              <w:rPr>
-                <w:szCs w:val="28"/>
-              </w:rPr>
-              <w:t>drone</w:t>
-            </w:r>
-            <w:proofErr w:type="spellEnd"/>
+              <w:t>BW-Space underwater drone</w:t>
+            </w:r>
           </w:p>
         </w:tc>
         <w:tc>
@@ -8271,57 +8247,38 @@
       </w:pPr>
       <w:bookmarkStart w:id="17" w:name="_Toc192497418"/>
       <w:r>
+        <w:t xml:space="preserve">Согласно приведённым данным самую низкую стоимость имеет устройство </w:t>
+      </w:r>
+      <w:r>
+        <w:rPr>
+          <w:lang w:val="en-US"/>
+        </w:rPr>
+        <w:t>MSMS</w:t>
+      </w:r>
+      <w:r>
+        <w:t xml:space="preserve">-777 </w:t>
+      </w:r>
+      <w:r>
+        <w:t>что связано с небольшими габаритами, низкими характеристиками. Массовым производством. Наибольшее время работы у «</w:t>
+      </w:r>
+      <w:r>
+        <w:rPr>
+          <w:szCs w:val="28"/>
+        </w:rPr>
+        <w:t>BW-Space underwater drone</w:t>
+      </w:r>
+      <w:r>
+        <w:rPr>
+          <w:szCs w:val="28"/>
+        </w:rPr>
+        <w:t>»</w:t>
+      </w:r>
+      <w:r>
+        <w:t xml:space="preserve"> при этом оно является самым дорогим в списке. </w:t>
+      </w:r>
+      <w:r>
         <w:lastRenderedPageBreak/>
-        <w:t xml:space="preserve">Согласно приведённым данным самую низкую стоимость имеет устройство </w:t>
-      </w:r>
-      <w:r>
-        <w:rPr>
-          <w:lang w:val="en-US"/>
-        </w:rPr>
-        <w:t>MSMS</w:t>
-      </w:r>
-      <w:r>
-        <w:t xml:space="preserve">-777 </w:t>
-      </w:r>
-      <w:r>
-        <w:t>что связано с небольшими габаритами, низкими характеристиками. Массовым производством. Наибольшее время работы у «</w:t>
-      </w:r>
-      <w:r>
-        <w:rPr>
-          <w:szCs w:val="28"/>
-        </w:rPr>
-        <w:t xml:space="preserve">BW-Space </w:t>
-      </w:r>
-      <w:proofErr w:type="spellStart"/>
-      <w:r>
-        <w:rPr>
-          <w:szCs w:val="28"/>
-        </w:rPr>
-        <w:t>underwater</w:t>
-      </w:r>
-      <w:proofErr w:type="spellEnd"/>
-      <w:r>
-        <w:rPr>
-          <w:szCs w:val="28"/>
-        </w:rPr>
-        <w:t xml:space="preserve"> </w:t>
-      </w:r>
-      <w:proofErr w:type="spellStart"/>
-      <w:r>
-        <w:rPr>
-          <w:szCs w:val="28"/>
-        </w:rPr>
-        <w:t>drone</w:t>
-      </w:r>
-      <w:proofErr w:type="spellEnd"/>
-      <w:r>
-        <w:rPr>
-          <w:szCs w:val="28"/>
-        </w:rPr>
-        <w:t>»</w:t>
-      </w:r>
-      <w:r>
-        <w:t xml:space="preserve"> при этом оно является самым дорогим в списке. Разрабатываемое устройство единственное в списке, которое может выполнять автоматическое перемещение по точкам. Таким образом дальность ограничена только максимальной скоростью и временем работы</w:t>
+        <w:t>Разрабатываемое устройство единственное в списке, которое может выполнять автоматическое перемещение по точкам. Таким образом дальность ограничена только максимальной скоростью и временем работы</w:t>
       </w:r>
       <w:r>
         <w:t xml:space="preserve"> разрабатываемого устройства</w:t>
@@ -14703,11 +14660,11 @@
         <w:tblLook w:val="04A0" w:firstRow="1" w:lastRow="0" w:firstColumn="1" w:lastColumn="0" w:noHBand="0" w:noVBand="1"/>
       </w:tblPr>
       <w:tblGrid>
-        <w:gridCol w:w="1669"/>
+        <w:gridCol w:w="1654"/>
         <w:gridCol w:w="2177"/>
-        <w:gridCol w:w="1828"/>
-        <w:gridCol w:w="1769"/>
-        <w:gridCol w:w="2196"/>
+        <w:gridCol w:w="1899"/>
+        <w:gridCol w:w="1742"/>
+        <w:gridCol w:w="2167"/>
       </w:tblGrid>
       <w:tr>
         <w:tc>
@@ -16850,7 +16807,11 @@
         <w:t xml:space="preserve"> будет выполнена в целях </w:t>
       </w:r>
       <w:r>
-        <w:t>более глубоко изучить</w:t>
+        <w:t xml:space="preserve">более глубоко </w:t>
+      </w:r>
+      <w:r>
+        <w:lastRenderedPageBreak/>
+        <w:t>изучить</w:t>
       </w:r>
       <w:r>
         <w:t xml:space="preserve"> изделие</w:t>
@@ -16890,7 +16851,6 @@
           <w:szCs w:val="28"/>
           <w:lang w:eastAsia="en-US"/>
         </w:rPr>
-        <w:lastRenderedPageBreak/>
         <w:t>&lt;Связи элементов&gt;</w:t>
       </w:r>
     </w:p>
@@ -17978,7 +17938,11 @@
         </w:numPr>
       </w:pPr>
       <w:r>
-        <w:t>Размещение акселерометра в геометрическом центре масс подводного дрона.</w:t>
+        <w:t xml:space="preserve">Размещение акселерометра в геометрическом центре масс </w:t>
+      </w:r>
+      <w:r>
+        <w:lastRenderedPageBreak/>
+        <w:t>подводного дрона.</w:t>
       </w:r>
     </w:p>
     <w:p>
@@ -17990,7 +17954,6 @@
         </w:numPr>
       </w:pPr>
       <w:r>
-        <w:lastRenderedPageBreak/>
         <w:t xml:space="preserve">Разместить антенны </w:t>
       </w:r>
       <w:r>
@@ -18710,9 +18673,9 @@
       </w:tblPr>
       <w:tblGrid>
         <w:gridCol w:w="1207"/>
-        <w:gridCol w:w="2317"/>
-        <w:gridCol w:w="2883"/>
-        <w:gridCol w:w="3221"/>
+        <w:gridCol w:w="2698"/>
+        <w:gridCol w:w="2744"/>
+        <w:gridCol w:w="2979"/>
       </w:tblGrid>
       <w:tr>
         <w:tc>
@@ -19372,14 +19335,7 @@
                 <w:sz w:val="24"/>
                 <w:szCs w:val="24"/>
               </w:rPr>
-              <w:t xml:space="preserve">Поиск НЭ с помощью методики прогнозирования по двум направлениям: а) “назад”, в направлении ухудшения выполнения полезных функций, б) “вперед”, но в направлении увеличения выполнения </w:t>
-            </w:r>
-            <w:r>
-              <w:rPr>
-                <w:sz w:val="24"/>
-                <w:szCs w:val="24"/>
-              </w:rPr>
-              <w:t xml:space="preserve">вредных </w:t>
+              <w:t xml:space="preserve">Поиск НЭ с помощью методики прогнозирования по двум направлениям: а) “назад”, в направлении ухудшения выполнения </w:t>
             </w:r>
             <w:r>
               <w:rPr>
@@ -19387,7 +19343,14 @@
                 <w:szCs w:val="24"/>
               </w:rPr>
               <w:lastRenderedPageBreak/>
-              <w:t>функций</w:t>
+              <w:t xml:space="preserve">полезных функций, б) “вперед”, но в направлении увеличения выполнения </w:t>
+            </w:r>
+            <w:r>
+              <w:rPr>
+                <w:sz w:val="24"/>
+                <w:szCs w:val="24"/>
+              </w:rPr>
+              <w:t>вредных функций</w:t>
             </w:r>
             <w:r>
               <w:rPr>
@@ -19530,23 +19493,7 @@
                 <w:sz w:val="24"/>
                 <w:szCs w:val="24"/>
               </w:rPr>
-              <w:t>Использование для решения “</w:t>
-            </w:r>
-            <w:proofErr w:type="spellStart"/>
-            <w:r>
-              <w:rPr>
-                <w:sz w:val="24"/>
-                <w:szCs w:val="24"/>
-              </w:rPr>
-              <w:t>ухудшательских</w:t>
-            </w:r>
-            <w:proofErr w:type="spellEnd"/>
-            <w:r>
-              <w:rPr>
-                <w:sz w:val="24"/>
-                <w:szCs w:val="24"/>
-              </w:rPr>
-              <w:t>” задач инструментария ТРИЗ</w:t>
+              <w:t>Использование для решения “ухудшательских” задач инструментария ТРИЗ</w:t>
             </w:r>
           </w:p>
           <w:p>
@@ -20266,7 +20213,15 @@
                 <w:sz w:val="24"/>
                 <w:szCs w:val="24"/>
               </w:rPr>
-              <w:t>Повторение анализа для выявления ошибок, которые необходимо исправить, чтобы не пропустить какие-либо НЭ. При этом одновременно контролируется ход работы с целью дальнейшего совершенствования инверсного метода</w:t>
+              <w:t xml:space="preserve">Повторение анализа для выявления ошибок, которые </w:t>
+            </w:r>
+            <w:r>
+              <w:rPr>
+                <w:sz w:val="24"/>
+                <w:szCs w:val="24"/>
+              </w:rPr>
+              <w:lastRenderedPageBreak/>
+              <w:t>необходимо исправить, чтобы не пропустить какие-либо НЭ. При этом одновременно контролируется ход работы с целью дальнейшего совершенствования инверсного метода</w:t>
             </w:r>
           </w:p>
           <w:p>
@@ -20381,7 +20336,11 @@
     </w:p>
     <w:p>
       <w:r>
-        <w:t>Также был проведён причинно-следственный анализ, в результате которого выявлены основные слабые места конструкции устройства, были найдены ключевые причины выхода устройства из строя.</w:t>
+        <w:t xml:space="preserve">Также был проведён причинно-следственный анализ, в результате которого выявлены основные слабые места конструкции устройства, были </w:t>
+      </w:r>
+      <w:r>
+        <w:lastRenderedPageBreak/>
+        <w:t>найдены ключевые причины выхода устройства из строя.</w:t>
       </w:r>
     </w:p>
     <w:p>
@@ -20400,7 +20359,6 @@
     </w:p>
     <w:p>
       <w:r>
-        <w:lastRenderedPageBreak/>
         <w:t xml:space="preserve">Также в качестве одного из методов анализа было продумывание создания возможных чрезвычайных ситуаций и диверсий в работе устройства. Таким образом были также найдены уязвимости, как явные, так и замаскированные, т.е. те, которые проявятся со временем. </w:t>
       </w:r>
     </w:p>
@@ -20757,14 +20715,17 @@
     <w:p/>
     <w:p>
       <w:r>
+        <w:t xml:space="preserve">На основе схемы </w:t>
+      </w:r>
+      <w:r>
+        <w:t>электрической структурной</w:t>
+      </w:r>
+      <w:r>
+        <w:t xml:space="preserve"> была сделана схема </w:t>
+      </w:r>
+      <w:r>
         <w:lastRenderedPageBreak/>
-        <w:t xml:space="preserve">На основе схемы </w:t>
-      </w:r>
-      <w:r>
-        <w:t>электрической структурной</w:t>
-      </w:r>
-      <w:r>
-        <w:t xml:space="preserve"> была сделана схема электрическая принципиальная</w:t>
+        <w:t>электрическая принципиальная</w:t>
       </w:r>
       <w:r>
         <w:t xml:space="preserve"> для </w:t>
@@ -21019,13 +20980,7 @@
         <w:rPr>
           <w:color w:val="FF0000"/>
         </w:rPr>
-        <w:t>01</w:t>
-      </w:r>
-      <w:r>
-        <w:rPr>
-          <w:color w:val="FF0000"/>
-        </w:rPr>
-        <w:t xml:space="preserve">. </w:t>
+        <w:t xml:space="preserve">01. </w:t>
       </w:r>
       <w:r>
         <w:rPr>
@@ -21127,7 +21082,26 @@
           <w:color w:val="FF0000"/>
           <w:lang w:val="en-US"/>
         </w:rPr>
-        <w:t xml:space="preserve">HMC5883L. </w:t>
+        <w:t>HMC</w:t>
+      </w:r>
+      <w:r>
+        <w:rPr>
+          <w:color w:val="FF0000"/>
+        </w:rPr>
+        <w:t>5883</w:t>
+      </w:r>
+      <w:r>
+        <w:rPr>
+          <w:color w:val="FF0000"/>
+          <w:lang w:val="en-US"/>
+        </w:rPr>
+        <w:t>L</w:t>
+      </w:r>
+      <w:r>
+        <w:rPr>
+          <w:color w:val="FF0000"/>
+        </w:rPr>
+        <w:t xml:space="preserve">. </w:t>
       </w:r>
     </w:p>
     <w:p>
@@ -30028,6 +30002,7 @@
           <w:color w:val="000000"/>
           <w:szCs w:val="28"/>
         </w:rPr>
+        <w:lastRenderedPageBreak/>
         <w:t>Λ</w:t>
       </w:r>
       <w:r>
@@ -30066,7 +30041,6 @@
           <w:color w:val="000000"/>
           <w:szCs w:val="28"/>
         </w:rPr>
-        <w:lastRenderedPageBreak/>
         <w:t>π</w:t>
       </w:r>
       <w:r>
@@ -31445,10 +31419,10 @@
           <w:lang w:val="en-US"/>
         </w:rPr>
         <w:object w:dxaOrig="5539" w:dyaOrig="420" w14:anchorId="2CB7A67D">
-          <v:shape id="_x0000_i1025" type="#_x0000_t75" style="width:276.8pt;height:20.55pt" o:ole="">
+          <v:shape id="_x0000_i1025" type="#_x0000_t75" style="width:276.75pt;height:20.65pt" o:ole="">
             <v:imagedata r:id="rId17" o:title=""/>
           </v:shape>
-          <o:OLEObject Type="Embed" ProgID="Equation.3" ShapeID="_x0000_i1025" DrawAspect="Content" ObjectID="_1804927865" r:id="rId18"/>
+          <o:OLEObject Type="Embed" ProgID="Equation.3" ShapeID="_x0000_i1025" DrawAspect="Content" ObjectID="_1808582154" r:id="rId18"/>
         </w:object>
       </w:r>
       <w:r>
@@ -31523,7 +31497,6 @@
         <w:rPr>
           <w:iCs/>
         </w:rPr>
-        <w:lastRenderedPageBreak/>
         <w:t>Т</w:t>
       </w:r>
       <w:r>
@@ -33614,16 +33587,11 @@
         <w:t>ой</w:t>
       </w:r>
       <w:r>
-        <w:t xml:space="preserve"> </w:t>
-      </w:r>
-      <w:proofErr w:type="spellStart"/>
-      <w:r>
-        <w:t>ячеек</w:t>
+        <w:t xml:space="preserve"> ячеек</w:t>
       </w:r>
       <w:r>
         <w:t>и</w:t>
       </w:r>
-      <w:proofErr w:type="spellEnd"/>
       <w:r>
         <w:t xml:space="preserve">. </w:t>
       </w:r>
@@ -36532,10 +36500,10 @@
                 <w:szCs w:val="28"/>
               </w:rPr>
               <w:object w:dxaOrig="672" w:dyaOrig="408" w14:anchorId="344106DB">
-                <v:shape id="_x0000_i1026" type="#_x0000_t75" style="width:31.8pt;height:18.7pt" o:ole="">
+                <v:shape id="_x0000_i1026" type="#_x0000_t75" style="width:31.95pt;height:18.8pt" o:ole="">
                   <v:imagedata r:id="rId19" o:title=""/>
                 </v:shape>
-                <o:OLEObject Type="Embed" ProgID="Equation.DSMT4" ShapeID="_x0000_i1026" DrawAspect="Content" ObjectID="_1804927866" r:id="rId20"/>
+                <o:OLEObject Type="Embed" ProgID="Equation.DSMT4" ShapeID="_x0000_i1026" DrawAspect="Content" ObjectID="_1808582155" r:id="rId20"/>
               </w:object>
             </w:r>
           </w:p>
@@ -36777,10 +36745,10 @@
                 <w:szCs w:val="28"/>
               </w:rPr>
               <w:object w:dxaOrig="672" w:dyaOrig="468" w14:anchorId="6F65129E">
-                <v:shape id="_x0000_i1027" type="#_x0000_t75" style="width:31.8pt;height:23.4pt" o:ole="">
+                <v:shape id="_x0000_i1027" type="#_x0000_t75" style="width:31.95pt;height:23.15pt" o:ole="">
                   <v:imagedata r:id="rId21" o:title=""/>
                 </v:shape>
-                <o:OLEObject Type="Embed" ProgID="Equation.DSMT4" ShapeID="_x0000_i1027" DrawAspect="Content" ObjectID="_1804927867" r:id="rId22"/>
+                <o:OLEObject Type="Embed" ProgID="Equation.DSMT4" ShapeID="_x0000_i1027" DrawAspect="Content" ObjectID="_1808582156" r:id="rId22"/>
               </w:object>
             </w:r>
           </w:p>
@@ -36896,10 +36864,10 @@
                 <w:szCs w:val="28"/>
               </w:rPr>
               <w:object w:dxaOrig="528" w:dyaOrig="468" w14:anchorId="39F7C55E">
-                <v:shape id="_x0000_i1028" type="#_x0000_t75" style="width:24.3pt;height:23.4pt" o:ole="">
+                <v:shape id="_x0000_i1028" type="#_x0000_t75" style="width:24.4pt;height:23.15pt" o:ole="">
                   <v:imagedata r:id="rId23" o:title=""/>
                 </v:shape>
-                <o:OLEObject Type="Embed" ProgID="Equation.DSMT4" ShapeID="_x0000_i1028" DrawAspect="Content" ObjectID="_1804927868" r:id="rId24"/>
+                <o:OLEObject Type="Embed" ProgID="Equation.DSMT4" ShapeID="_x0000_i1028" DrawAspect="Content" ObjectID="_1808582157" r:id="rId24"/>
               </w:object>
             </w:r>
           </w:p>
@@ -37015,10 +36983,10 @@
                 <w:szCs w:val="28"/>
               </w:rPr>
               <w:object w:dxaOrig="672" w:dyaOrig="468" w14:anchorId="10DFD039">
-                <v:shape id="_x0000_i1029" type="#_x0000_t75" style="width:31.8pt;height:23.4pt" o:ole="">
+                <v:shape id="_x0000_i1029" type="#_x0000_t75" style="width:31.95pt;height:23.15pt" o:ole="">
                   <v:imagedata r:id="rId25" o:title=""/>
                 </v:shape>
-                <o:OLEObject Type="Embed" ProgID="Equation.DSMT4" ShapeID="_x0000_i1029" DrawAspect="Content" ObjectID="_1804927869" r:id="rId26"/>
+                <o:OLEObject Type="Embed" ProgID="Equation.DSMT4" ShapeID="_x0000_i1029" DrawAspect="Content" ObjectID="_1808582158" r:id="rId26"/>
               </w:object>
             </w:r>
           </w:p>
@@ -37134,10 +37102,10 @@
                 <w:szCs w:val="28"/>
               </w:rPr>
               <w:object w:dxaOrig="768" w:dyaOrig="432" w14:anchorId="73E5E7B8">
-                <v:shape id="_x0000_i1030" type="#_x0000_t75" style="width:40.2pt;height:18.7pt" o:ole="">
+                <v:shape id="_x0000_i1030" type="#_x0000_t75" style="width:40.05pt;height:18.8pt" o:ole="">
                   <v:imagedata r:id="rId27" o:title=""/>
                 </v:shape>
-                <o:OLEObject Type="Embed" ProgID="Equation.DSMT4" ShapeID="_x0000_i1030" DrawAspect="Content" ObjectID="_1804927870" r:id="rId28"/>
+                <o:OLEObject Type="Embed" ProgID="Equation.DSMT4" ShapeID="_x0000_i1030" DrawAspect="Content" ObjectID="_1808582159" r:id="rId28"/>
               </w:object>
             </w:r>
           </w:p>
@@ -37254,10 +37222,10 @@
                 <w:szCs w:val="28"/>
               </w:rPr>
               <w:object w:dxaOrig="672" w:dyaOrig="492" w14:anchorId="199B35CE">
-                <v:shape id="_x0000_i1031" type="#_x0000_t75" style="width:31.8pt;height:23.4pt" o:ole="">
+                <v:shape id="_x0000_i1031" type="#_x0000_t75" style="width:31.95pt;height:23.15pt" o:ole="">
                   <v:imagedata r:id="rId29" o:title=""/>
                 </v:shape>
-                <o:OLEObject Type="Embed" ProgID="Equation.DSMT4" ShapeID="_x0000_i1031" DrawAspect="Content" ObjectID="_1804927871" r:id="rId30"/>
+                <o:OLEObject Type="Embed" ProgID="Equation.DSMT4" ShapeID="_x0000_i1031" DrawAspect="Content" ObjectID="_1808582160" r:id="rId30"/>
               </w:object>
             </w:r>
           </w:p>
@@ -37374,10 +37342,10 @@
                 <w:szCs w:val="28"/>
               </w:rPr>
               <w:object w:dxaOrig="672" w:dyaOrig="492" w14:anchorId="726BF267">
-                <v:shape id="_x0000_i1032" type="#_x0000_t75" style="width:48.6pt;height:23.4pt" o:ole="">
+                <v:shape id="_x0000_i1032" type="#_x0000_t75" style="width:48.85pt;height:23.15pt" o:ole="">
                   <v:imagedata r:id="rId29" o:title=""/>
                 </v:shape>
-                <o:OLEObject Type="Embed" ProgID="Equation.DSMT4" ShapeID="_x0000_i1032" DrawAspect="Content" ObjectID="_1804927872" r:id="rId31"/>
+                <o:OLEObject Type="Embed" ProgID="Equation.DSMT4" ShapeID="_x0000_i1032" DrawAspect="Content" ObjectID="_1808582161" r:id="rId31"/>
               </w:object>
             </w:r>
           </w:p>
@@ -37462,7 +37430,14 @@
               <w:rPr>
                 <w:szCs w:val="28"/>
               </w:rPr>
-              <w:t>Количество типов номиналов оригинальных ИЭТ</w:t>
+              <w:t xml:space="preserve">Количество типов номиналов </w:t>
+            </w:r>
+            <w:r>
+              <w:rPr>
+                <w:szCs w:val="28"/>
+              </w:rPr>
+              <w:lastRenderedPageBreak/>
+              <w:t>оригинальных ИЭТ</w:t>
             </w:r>
           </w:p>
         </w:tc>
@@ -37494,10 +37469,10 @@
                 <w:szCs w:val="28"/>
               </w:rPr>
               <w:object w:dxaOrig="768" w:dyaOrig="432" w14:anchorId="323F6011">
-                <v:shape id="_x0000_i1033" type="#_x0000_t75" style="width:47.7pt;height:23.4pt" o:ole="">
+                <v:shape id="_x0000_i1033" type="#_x0000_t75" style="width:47.6pt;height:23.15pt" o:ole="">
                   <v:imagedata r:id="rId27" o:title=""/>
                 </v:shape>
-                <o:OLEObject Type="Embed" ProgID="Equation.DSMT4" ShapeID="_x0000_i1033" DrawAspect="Content" ObjectID="_1804927873" r:id="rId32"/>
+                <o:OLEObject Type="Embed" ProgID="Equation.DSMT4" ShapeID="_x0000_i1033" DrawAspect="Content" ObjectID="_1808582162" r:id="rId32"/>
               </w:object>
             </w:r>
           </w:p>
@@ -37899,10 +37874,10 @@
                 <w:lang w:val="en-CA"/>
               </w:rPr>
               <w:object w:dxaOrig="1452" w:dyaOrig="660" w14:anchorId="32349E19">
-                <v:shape id="_x0000_i1034" type="#_x0000_t75" style="width:60.8pt;height:28.05pt" o:ole="">
+                <v:shape id="_x0000_i1034" type="#_x0000_t75" style="width:60.75pt;height:28.15pt" o:ole="">
                   <v:imagedata r:id="rId33" o:title=""/>
                 </v:shape>
-                <o:OLEObject Type="Embed" ProgID="Equation.3" ShapeID="_x0000_i1034" DrawAspect="Content" ObjectID="_1804927874" r:id="rId34"/>
+                <o:OLEObject Type="Embed" ProgID="Equation.3" ShapeID="_x0000_i1034" DrawAspect="Content" ObjectID="_1808582163" r:id="rId34"/>
               </w:object>
             </w:r>
           </w:p>
@@ -38002,10 +37977,10 @@
                 <w:lang w:val="en-CA"/>
               </w:rPr>
               <w:object w:dxaOrig="1272" w:dyaOrig="660" w14:anchorId="24F10880">
-                <v:shape id="_x0000_i1035" type="#_x0000_t75" style="width:58.9pt;height:31.8pt" o:ole="">
+                <v:shape id="_x0000_i1035" type="#_x0000_t75" style="width:58.85pt;height:31.95pt" o:ole="">
                   <v:imagedata r:id="rId35" o:title=""/>
                 </v:shape>
-                <o:OLEObject Type="Embed" ProgID="Equation.3" ShapeID="_x0000_i1035" DrawAspect="Content" ObjectID="_1804927875" r:id="rId36"/>
+                <o:OLEObject Type="Embed" ProgID="Equation.3" ShapeID="_x0000_i1035" DrawAspect="Content" ObjectID="_1808582164" r:id="rId36"/>
               </w:object>
             </w:r>
           </w:p>
@@ -38106,10 +38081,10 @@
                 <w:lang w:val="en-CA"/>
               </w:rPr>
               <w:object w:dxaOrig="1452" w:dyaOrig="792" w14:anchorId="16535F93">
-                <v:shape id="_x0000_i1036" type="#_x0000_t75" style="width:60.8pt;height:31.8pt" o:ole="">
+                <v:shape id="_x0000_i1036" type="#_x0000_t75" style="width:60.75pt;height:31.95pt" o:ole="">
                   <v:imagedata r:id="rId37" o:title=""/>
                 </v:shape>
-                <o:OLEObject Type="Embed" ProgID="Equation.3" ShapeID="_x0000_i1036" DrawAspect="Content" ObjectID="_1804927876" r:id="rId38"/>
+                <o:OLEObject Type="Embed" ProgID="Equation.3" ShapeID="_x0000_i1036" DrawAspect="Content" ObjectID="_1808582165" r:id="rId38"/>
               </w:object>
             </w:r>
           </w:p>
@@ -38209,10 +38184,10 @@
                 <w:lang w:val="en-CA"/>
               </w:rPr>
               <w:object w:dxaOrig="1344" w:dyaOrig="660" w14:anchorId="6EC406AB">
-                <v:shape id="_x0000_i1037" type="#_x0000_t75" style="width:58.9pt;height:28.05pt" o:ole="">
+                <v:shape id="_x0000_i1037" type="#_x0000_t75" style="width:58.85pt;height:28.15pt" o:ole="">
                   <v:imagedata r:id="rId39" o:title=""/>
                 </v:shape>
-                <o:OLEObject Type="Embed" ProgID="Equation.3" ShapeID="_x0000_i1037" DrawAspect="Content" ObjectID="_1804927877" r:id="rId40"/>
+                <o:OLEObject Type="Embed" ProgID="Equation.3" ShapeID="_x0000_i1037" DrawAspect="Content" ObjectID="_1808582166" r:id="rId40"/>
               </w:object>
             </w:r>
           </w:p>
@@ -38313,10 +38288,10 @@
                 <w:lang w:val="en-CA"/>
               </w:rPr>
               <w:object w:dxaOrig="1452" w:dyaOrig="792" w14:anchorId="0507128B">
-                <v:shape id="_x0000_i1038" type="#_x0000_t75" style="width:60.8pt;height:31.8pt" o:ole="">
+                <v:shape id="_x0000_i1038" type="#_x0000_t75" style="width:60.75pt;height:31.95pt" o:ole="">
                   <v:imagedata r:id="rId41" o:title=""/>
                 </v:shape>
-                <o:OLEObject Type="Embed" ProgID="Equation.3" ShapeID="_x0000_i1038" DrawAspect="Content" ObjectID="_1804927878" r:id="rId42"/>
+                <o:OLEObject Type="Embed" ProgID="Equation.3" ShapeID="_x0000_i1038" DrawAspect="Content" ObjectID="_1808582167" r:id="rId42"/>
               </w:object>
             </w:r>
           </w:p>
@@ -38416,10 +38391,10 @@
                 <w:lang w:val="en-CA"/>
               </w:rPr>
               <w:object w:dxaOrig="1452" w:dyaOrig="936" w14:anchorId="56006B33">
-                <v:shape id="_x0000_i1039" type="#_x0000_t75" style="width:85.1pt;height:39.25pt" o:ole="">
+                <v:shape id="_x0000_i1039" type="#_x0000_t75" style="width:85.15pt;height:39.45pt" o:ole="">
                   <v:imagedata r:id="rId43" o:title=""/>
                 </v:shape>
-                <o:OLEObject Type="Embed" ProgID="Equation.3" ShapeID="_x0000_i1039" DrawAspect="Content" ObjectID="_1804927879" r:id="rId44"/>
+                <o:OLEObject Type="Embed" ProgID="Equation.3" ShapeID="_x0000_i1039" DrawAspect="Content" ObjectID="_1808582168" r:id="rId44"/>
               </w:object>
             </w:r>
           </w:p>
@@ -38522,10 +38497,10 @@
                 <w:lang w:val="en-CA"/>
               </w:rPr>
               <w:object w:dxaOrig="1248" w:dyaOrig="648" w14:anchorId="2043B9CE">
-                <v:shape id="_x0000_i1040" type="#_x0000_t75" style="width:53.3pt;height:24.3pt" o:ole="">
+                <v:shape id="_x0000_i1040" type="#_x0000_t75" style="width:53.2pt;height:24.4pt" o:ole="">
                   <v:imagedata r:id="rId45" o:title=""/>
                 </v:shape>
-                <o:OLEObject Type="Embed" ProgID="Equation.3" ShapeID="_x0000_i1040" DrawAspect="Content" ObjectID="_1804927880" r:id="rId46"/>
+                <o:OLEObject Type="Embed" ProgID="Equation.3" ShapeID="_x0000_i1040" DrawAspect="Content" ObjectID="_1808582169" r:id="rId46"/>
               </w:object>
             </w:r>
           </w:p>
@@ -39338,7 +39313,6 @@
               </w:rPr>
               <w:t xml:space="preserve">Время </w:t>
             </w:r>
-            <w:proofErr w:type="spellStart"/>
             <w:r>
               <w:rPr>
                 <w:b/>
@@ -39357,7 +39331,6 @@
               </w:rPr>
               <w:t>шт</w:t>
             </w:r>
-            <w:proofErr w:type="spellEnd"/>
             <w:r>
               <w:rPr>
                 <w:b/>
@@ -43123,9 +43096,12 @@
         <w:t xml:space="preserve"> </w:t>
       </w:r>
       <w:r>
-        <w:t>Проверка блока питания</w:t>
+        <w:t xml:space="preserve">Проверка </w:t>
       </w:r>
       <w:bookmarkEnd w:id="50"/>
+      <w:r>
+        <w:t>герметичности</w:t>
+      </w:r>
     </w:p>
     <w:p>
       <w:pPr>
@@ -43679,7 +43655,7 @@
     <mc:AlternateContent>
       <mc:Choice Requires="v">
         <w:pict>
-          <v:shapetype w14:anchorId="09F337C0" id="_x0000_t75" coordsize="21600,21600" o:spt="75" o:preferrelative="t" path="m@4@5l@4@11@9@11@9@5xe" filled="f" stroked="f">
+          <v:shapetype w14:anchorId="09E01D49" id="_x0000_t75" coordsize="21600,21600" o:spt="75" o:preferrelative="t" path="m@4@5l@4@11@9@11@9@5xe" filled="f" stroked="f">
             <v:stroke joinstyle="miter"/>
             <v:formulas>
               <v:f eqn="if lineDrawn pixelLineWidth 0"/>
@@ -43705,7 +43681,7 @@
       </mc:Choice>
       <mc:Fallback>
         <w:drawing>
-          <wp:inline distT="0" distB="0" distL="0" distR="0" wp14:anchorId="28EC50C9" wp14:editId="0CE3E87E">
+          <wp:inline distT="0" distB="0" distL="0" distR="0" wp14:anchorId="75BBDFD9" wp14:editId="43877F58">
             <wp:extent cx="342900" cy="238125"/>
             <wp:effectExtent l="0" t="0" r="0" b="0"/>
             <wp:docPr id="897061748" name="Picture 897061748"/>
@@ -50016,6 +49992,7 @@
     <w:rsid w:val="005F30D4"/>
     <w:rsid w:val="0064175B"/>
     <w:rsid w:val="00650442"/>
+    <w:rsid w:val="00707705"/>
     <w:rsid w:val="00716CB2"/>
     <w:rsid w:val="00726D9B"/>
     <w:rsid w:val="00783D83"/>
@@ -50036,6 +50013,7 @@
     <w:rsid w:val="00CF7CCC"/>
     <w:rsid w:val="00DA3466"/>
     <w:rsid w:val="00DA626B"/>
+    <w:rsid w:val="00DA7580"/>
     <w:rsid w:val="00DE5C89"/>
     <w:rsid w:val="00E05BD5"/>
     <w:rsid w:val="00EF48AF"/>
